--- a/doc/subdocs/userapi/UnitTest.docx
+++ b/doc/subdocs/userapi/UnitTest.docx
@@ -110,8 +110,6 @@
       <w:r>
         <w:t>target – the name of the test</w:t>
       </w:r>
-      <w:bookmarkStart w:id="0" w:name="_GoBack"/>
-      <w:bookmarkEnd w:id="0"/>
     </w:p>
     <w:p>
       <w:pPr>
@@ -182,13 +180,7 @@
         <w:spacing w:before="200"/>
       </w:pPr>
       <w:r>
-        <w:t xml:space="preserve">depends </w:t>
-      </w:r>
-      <w:r>
-        <w:t xml:space="preserve">– </w:t>
-      </w:r>
-      <w:r>
-        <w:t>Takes options list of Component objects (Like the DependsOn() api ) to custom dependency mappings for the advance unit test usage.</w:t>
+        <w:t>depends – Takes options list of Component objects (Like the DependsOn() api ) to custom dependency mappings for the advance unit test usage. These value however replace what the unit test depends on, it does not extend, like the env.DependsOn() api would.</w:t>
       </w:r>
     </w:p>
     <w:p>
